--- a/IreshAgrawal_resume.docx
+++ b/IreshAgrawal_resume.docx
@@ -87,7 +87,13 @@
         <w:jc w:val="both"/>
       </w:pPr>
       <w:r>
-        <w:t>Results-driven Data Engineer with 3.7+ years of experience architecting and optimizing cloud-native data platforms on Azure, Databricks, and Snowflake. Proven track record of delivering enterprise-scale data solutions that achieve 60%+ performance improvements and 100% SLA compliance with zero production defects. Expert in building scalable ETL/ELT pipelines using PySpark, implementing Data Vault 2.0 and Medallion Architecture, and driving successful Unity Catalog migrations for Fortune 500 retail and insurance clients. Microsoft Certified Azure Data Engineer (DP-203) with strong DevOps and CI/CD automation capabilities.</w:t>
+        <w:t>Results-driven Data Engineer with 3.</w:t>
+      </w:r>
+      <w:r>
+        <w:t>9</w:t>
+      </w:r>
+      <w:r>
+        <w:t>+ years of experience architecting and optimizing cloud-native data platforms on Azure, Databricks, and Snowflake. Proven track record of delivering enterprise-scale data solutions that achieve 60%+ performance improvements and 100% SLA compliance with zero production defects. Expert in building scalable ETL/ELT pipelines using PySpark, implementing Data Vault 2.0 and Medallion Architecture, and driving successful Unity Catalog migrations for Fortune 500 retail and insurance clients. Microsoft Certified Azure Data Engineer (DP-203) with strong DevOps and CI/CD automation capabilities.</w:t>
       </w:r>
     </w:p>
     <w:p>
@@ -112,12 +118,6 @@
         <w:gridCol w:w="7326"/>
       </w:tblGrid>
       <w:tr>
-        <w:tblPrEx>
-          <w:tblCellMar>
-            <w:top w:w="0" w:type="dxa"/>
-            <w:bottom w:w="0" w:type="dxa"/>
-          </w:tblCellMar>
-        </w:tblPrEx>
         <w:tc>
           <w:tcPr>
             <w:tcW w:w="1500" w:type="pct"/>
@@ -162,12 +162,6 @@
         </w:tc>
       </w:tr>
       <w:tr>
-        <w:tblPrEx>
-          <w:tblCellMar>
-            <w:top w:w="0" w:type="dxa"/>
-            <w:bottom w:w="0" w:type="dxa"/>
-          </w:tblCellMar>
-        </w:tblPrEx>
         <w:tc>
           <w:tcPr>
             <w:tcW w:w="1500" w:type="pct"/>
@@ -212,12 +206,6 @@
         </w:tc>
       </w:tr>
       <w:tr>
-        <w:tblPrEx>
-          <w:tblCellMar>
-            <w:top w:w="0" w:type="dxa"/>
-            <w:bottom w:w="0" w:type="dxa"/>
-          </w:tblCellMar>
-        </w:tblPrEx>
         <w:tc>
           <w:tcPr>
             <w:tcW w:w="1500" w:type="pct"/>
@@ -262,12 +250,6 @@
         </w:tc>
       </w:tr>
       <w:tr>
-        <w:tblPrEx>
-          <w:tblCellMar>
-            <w:top w:w="0" w:type="dxa"/>
-            <w:bottom w:w="0" w:type="dxa"/>
-          </w:tblCellMar>
-        </w:tblPrEx>
         <w:tc>
           <w:tcPr>
             <w:tcW w:w="1500" w:type="pct"/>
@@ -312,12 +294,6 @@
         </w:tc>
       </w:tr>
       <w:tr>
-        <w:tblPrEx>
-          <w:tblCellMar>
-            <w:top w:w="0" w:type="dxa"/>
-            <w:bottom w:w="0" w:type="dxa"/>
-          </w:tblCellMar>
-        </w:tblPrEx>
         <w:tc>
           <w:tcPr>
             <w:tcW w:w="1500" w:type="pct"/>
@@ -362,12 +338,6 @@
         </w:tc>
       </w:tr>
       <w:tr>
-        <w:tblPrEx>
-          <w:tblCellMar>
-            <w:top w:w="0" w:type="dxa"/>
-            <w:bottom w:w="0" w:type="dxa"/>
-          </w:tblCellMar>
-        </w:tblPrEx>
         <w:tc>
           <w:tcPr>
             <w:tcW w:w="1500" w:type="pct"/>
@@ -851,12 +821,30 @@
         </w:numPr>
         <w:spacing w:after="80"/>
         <w:jc w:val="both"/>
-      </w:pPr>
-      <w:r>
         <w:rPr>
           <w:b/>
           <w:bCs/>
         </w:rPr>
+      </w:pPr>
+      <w:r>
+        <w:rPr>
+          <w:b/>
+          <w:bCs/>
+        </w:rPr>
+        <w:t>Databricks Certified Data Engineer Professional</w:t>
+      </w:r>
+    </w:p>
+    <w:p>
+      <w:pPr>
+        <w:pStyle w:val="ListParagraph"/>
+        <w:numPr>
+          <w:ilvl w:val="0"/>
+          <w:numId w:val="2"/>
+        </w:numPr>
+        <w:spacing w:after="80"/>
+        <w:jc w:val="both"/>
+      </w:pPr>
+      <w:r>
         <w:t>Microsoft Certified: Azure Data Engineer Associate (DP-203)</w:t>
       </w:r>
     </w:p>
@@ -1607,7 +1595,6 @@
   <w:style w:type="character" w:default="1" w:styleId="DefaultParagraphFont">
     <w:name w:val="Default Paragraph Font"/>
     <w:uiPriority w:val="1"/>
-    <w:semiHidden/>
     <w:unhideWhenUsed/>
   </w:style>
   <w:style w:type="table" w:default="1" w:styleId="TableNormal">
